--- a/4-质量管理/运行记录类文件/040203-内部审核不符合报告.docx
+++ b/4-质量管理/运行记录类文件/040203-内部审核不符合报告.docx
@@ -915,7 +915,6 @@
                 <w:lang w:val="en-US" w:eastAsia="zh-CN"/>
               </w:rPr>
             </w:pPr>
-            <w:bookmarkStart w:id="1" w:name="_GoBack"/>
             <w:r>
               <w:rPr>
                 <w:rFonts w:hint="eastAsia" w:ascii="宋体" w:hAnsi="宋体" w:eastAsia="宋体" w:cs="宋体"/>
@@ -928,7 +927,6 @@
               </w:rPr>
               <w:t>薛成攀</w:t>
             </w:r>
-            <w:bookmarkEnd w:id="1"/>
           </w:p>
         </w:tc>
         <w:tc>
@@ -1730,18 +1728,16 @@
                 <w:sz w:val="21"/>
               </w:rPr>
             </w:pPr>
-          </w:p>
-          <w:p>
-            <w:pPr>
-              <w:pStyle w:val="27"/>
-              <w:spacing w:before="65" w:line="226" w:lineRule="auto"/>
-              <w:ind w:left="435"/>
-            </w:pPr>
-            <w:r>
-              <w:rPr>
-                <w:spacing w:val="9"/>
-              </w:rPr>
-              <w:t>查看并访谈运维服务负责人，未见运维工具效果的自评估记录信息。</w:t>
+            <w:bookmarkStart w:id="1" w:name="_GoBack"/>
+            <w:bookmarkEnd w:id="1"/>
+          </w:p>
+          <w:p>
+            <w:pPr>
+              <w:pStyle w:val="29"/>
+              <w:bidi w:val="0"/>
+            </w:pPr>
+            <w:r>
+              <w:t>没有编制《运维工具使用效果自评估报告》的模板。</w:t>
             </w:r>
           </w:p>
         </w:tc>
@@ -2298,12 +2294,6 @@
             <w:insideH w:val="single" w:color="000000" w:sz="2" w:space="0"/>
             <w:insideV w:val="single" w:color="000000" w:sz="2" w:space="0"/>
           </w:tblBorders>
-          <w:tblCellMar>
-            <w:top w:w="0" w:type="dxa"/>
-            <w:left w:w="0" w:type="dxa"/>
-            <w:bottom w:w="0" w:type="dxa"/>
-            <w:right w:w="0" w:type="dxa"/>
-          </w:tblCellMar>
         </w:tblPrEx>
         <w:trPr>
           <w:trHeight w:val="2032" w:hRule="atLeast"/>
